--- a/THINGSBOARD_SETUP.docx
+++ b/THINGSBOARD_SETUP.docx
@@ -1051,7 +1051,411 @@
         <w:rPr>
           <w:b/>
         </w:rPr>
-        <w:t>Open your dashboard → Edit → Add widget → Control widgets</w:t>
+        <w:t>Open your dashboard → Edit mode → Add widget → search "button" → Buttons bundle → Command button.</w:t>
+      </w:r>
+    </w:p>
+    <w:p>
+      <w:r>
+        <w:t xml:space="preserve">On ThingsBoard 4.3.1 the widget you want is called </w:t>
+      </w:r>
+      <w:r>
+        <w:rPr>
+          <w:b/>
+        </w:rPr>
+        <w:t>Command button</w:t>
+      </w:r>
+      <w:r>
+        <w:t xml:space="preserve"> and lives in the </w:t>
+      </w:r>
+      <w:r>
+        <w:rPr>
+          <w:b/>
+        </w:rPr>
+        <w:t>Buttons</w:t>
+      </w:r>
+      <w:r>
+        <w:t xml:space="preserve"> bundle. Older guides call it "RPC button" under "Control widgets"; that name no longer appears in the widget picker. Each button then needs, in the Basic tab:</w:t>
+      </w:r>
+    </w:p>
+    <w:tbl>
+      <w:tblPr>
+        <w:tblStyle w:val="LightGrid-Accent1"/>
+        <w:tblW w:type="auto" w:w="0"/>
+        <w:jc w:val="center"/>
+        <w:tblLook w:firstColumn="1" w:firstRow="1" w:lastColumn="0" w:lastRow="0" w:noHBand="0" w:noVBand="1" w:val="04A0"/>
+      </w:tblPr>
+      <w:tblGrid>
+        <w:gridCol w:w="2880"/>
+        <w:gridCol w:w="2880"/>
+        <w:gridCol w:w="2880"/>
+      </w:tblGrid>
+      <w:tr>
+        <w:tc>
+          <w:tcPr>
+            <w:tcW w:type="dxa" w:w="2880"/>
+          </w:tcPr>
+          <w:p>
+            <w:pPr>
+              <w:spacing w:after="40"/>
+            </w:pPr>
+            <w:r>
+              <w:rPr>
+                <w:b/>
+                <w:sz w:val="19"/>
+              </w:rPr>
+            </w:r>
+            <w:r>
+              <w:rPr>
+                <w:b/>
+                <w:sz w:val="19"/>
+              </w:rPr>
+              <w:t>Field</w:t>
+            </w:r>
+          </w:p>
+        </w:tc>
+        <w:tc>
+          <w:tcPr>
+            <w:tcW w:type="dxa" w:w="2880"/>
+          </w:tcPr>
+          <w:p>
+            <w:pPr>
+              <w:spacing w:after="40"/>
+            </w:pPr>
+            <w:r>
+              <w:rPr>
+                <w:b/>
+                <w:sz w:val="19"/>
+              </w:rPr>
+            </w:r>
+            <w:r>
+              <w:rPr>
+                <w:b/>
+                <w:sz w:val="19"/>
+              </w:rPr>
+              <w:t>Where</w:t>
+            </w:r>
+          </w:p>
+        </w:tc>
+        <w:tc>
+          <w:tcPr>
+            <w:tcW w:type="dxa" w:w="2880"/>
+          </w:tcPr>
+          <w:p>
+            <w:pPr>
+              <w:spacing w:after="40"/>
+            </w:pPr>
+            <w:r>
+              <w:rPr>
+                <w:b/>
+                <w:sz w:val="19"/>
+              </w:rPr>
+            </w:r>
+            <w:r>
+              <w:rPr>
+                <w:b/>
+                <w:sz w:val="19"/>
+              </w:rPr>
+              <w:t>Value</w:t>
+            </w:r>
+          </w:p>
+        </w:tc>
+      </w:tr>
+      <w:tr>
+        <w:tc>
+          <w:tcPr>
+            <w:tcW w:type="dxa" w:w="2880"/>
+          </w:tcPr>
+          <w:p>
+            <w:pPr>
+              <w:spacing w:after="40"/>
+            </w:pPr>
+            <w:r>
+              <w:rPr>
+                <w:sz w:val="19"/>
+              </w:rPr>
+            </w:r>
+            <w:r>
+              <w:rPr>
+                <w:sz w:val="19"/>
+              </w:rPr>
+              <w:t>Target device</w:t>
+            </w:r>
+          </w:p>
+        </w:tc>
+        <w:tc>
+          <w:tcPr>
+            <w:tcW w:type="dxa" w:w="2880"/>
+          </w:tcPr>
+          <w:p>
+            <w:pPr>
+              <w:spacing w:after="40"/>
+            </w:pPr>
+            <w:r>
+              <w:rPr>
+                <w:sz w:val="19"/>
+              </w:rPr>
+            </w:r>
+            <w:r>
+              <w:rPr>
+                <w:sz w:val="19"/>
+              </w:rPr>
+              <w:t>top of the dialog</w:t>
+            </w:r>
+          </w:p>
+        </w:tc>
+        <w:tc>
+          <w:tcPr>
+            <w:tcW w:type="dxa" w:w="2880"/>
+          </w:tcPr>
+          <w:p>
+            <w:pPr>
+              <w:spacing w:after="40"/>
+            </w:pPr>
+            <w:r>
+              <w:rPr>
+                <w:sz w:val="19"/>
+              </w:rPr>
+            </w:r>
+            <w:r>
+              <w:rPr>
+                <w:rFonts w:ascii="Consolas" w:hAnsi="Consolas"/>
+                <w:sz w:val="19"/>
+              </w:rPr>
+              <w:t>P1 Gateway</w:t>
+            </w:r>
+          </w:p>
+        </w:tc>
+      </w:tr>
+      <w:tr>
+        <w:tc>
+          <w:tcPr>
+            <w:tcW w:type="dxa" w:w="2880"/>
+          </w:tcPr>
+          <w:p>
+            <w:pPr>
+              <w:spacing w:after="40"/>
+            </w:pPr>
+            <w:r>
+              <w:rPr>
+                <w:sz w:val="19"/>
+              </w:rPr>
+            </w:r>
+            <w:r>
+              <w:rPr>
+                <w:sz w:val="19"/>
+              </w:rPr>
+              <w:t>On click</w:t>
+            </w:r>
+          </w:p>
+        </w:tc>
+        <w:tc>
+          <w:tcPr>
+            <w:tcW w:type="dxa" w:w="2880"/>
+          </w:tcPr>
+          <w:p>
+            <w:pPr>
+              <w:spacing w:after="40"/>
+            </w:pPr>
+            <w:r>
+              <w:rPr>
+                <w:sz w:val="19"/>
+              </w:rPr>
+            </w:r>
+            <w:r>
+              <w:rPr>
+                <w:sz w:val="19"/>
+              </w:rPr>
+              <w:t>Behavior → pencil icon</w:t>
+            </w:r>
+          </w:p>
+        </w:tc>
+        <w:tc>
+          <w:tcPr>
+            <w:tcW w:type="dxa" w:w="2880"/>
+          </w:tcPr>
+          <w:p>
+            <w:pPr>
+              <w:spacing w:after="40"/>
+            </w:pPr>
+            <w:r>
+              <w:rPr>
+                <w:sz w:val="19"/>
+              </w:rPr>
+            </w:r>
+            <w:r>
+              <w:rPr>
+                <w:sz w:val="19"/>
+              </w:rPr>
+              <w:t xml:space="preserve">Action </w:t>
+            </w:r>
+            <w:r>
+              <w:rPr>
+                <w:b/>
+                <w:sz w:val="19"/>
+              </w:rPr>
+              <w:t>Execute RPC</w:t>
+            </w:r>
+            <w:r>
+              <w:rPr>
+                <w:sz w:val="19"/>
+              </w:rPr>
+              <w:t>, then set Method</w:t>
+            </w:r>
+          </w:p>
+        </w:tc>
+      </w:tr>
+      <w:tr>
+        <w:tc>
+          <w:tcPr>
+            <w:tcW w:type="dxa" w:w="2880"/>
+          </w:tcPr>
+          <w:p>
+            <w:pPr>
+              <w:spacing w:after="40"/>
+            </w:pPr>
+            <w:r>
+              <w:rPr>
+                <w:sz w:val="19"/>
+              </w:rPr>
+            </w:r>
+            <w:r>
+              <w:rPr>
+                <w:sz w:val="19"/>
+              </w:rPr>
+              <w:t>Label</w:t>
+            </w:r>
+          </w:p>
+        </w:tc>
+        <w:tc>
+          <w:tcPr>
+            <w:tcW w:type="dxa" w:w="2880"/>
+          </w:tcPr>
+          <w:p>
+            <w:pPr>
+              <w:spacing w:after="40"/>
+            </w:pPr>
+            <w:r>
+              <w:rPr>
+                <w:sz w:val="19"/>
+              </w:rPr>
+            </w:r>
+            <w:r>
+              <w:rPr>
+                <w:sz w:val="19"/>
+              </w:rPr>
+              <w:t>Appearance</w:t>
+            </w:r>
+          </w:p>
+        </w:tc>
+        <w:tc>
+          <w:tcPr>
+            <w:tcW w:type="dxa" w:w="2880"/>
+          </w:tcPr>
+          <w:p>
+            <w:pPr>
+              <w:spacing w:after="40"/>
+            </w:pPr>
+            <w:r>
+              <w:rPr>
+                <w:sz w:val="19"/>
+              </w:rPr>
+            </w:r>
+            <w:r>
+              <w:rPr>
+                <w:sz w:val="19"/>
+              </w:rPr>
+              <w:t>whatever the button should read</w:t>
+            </w:r>
+          </w:p>
+        </w:tc>
+      </w:tr>
+    </w:tbl>
+    <w:p/>
+    <w:p>
+      <w:r>
+        <w:rPr>
+          <w:b/>
+        </w:rPr>
+        <w:t>One trap worth knowing.</w:t>
+      </w:r>
+      <w:r>
+        <w:t xml:space="preserve"> Under *Parameters*, the type defaults to </w:t>
+      </w:r>
+      <w:r>
+        <w:rPr>
+          <w:b/>
+        </w:rPr>
+        <w:t>Boolean</w:t>
+      </w:r>
+      <w:r>
+        <w:t xml:space="preserve">. The firmware finds </w:t>
+      </w:r>
+      <w:r>
+        <w:rPr>
+          <w:rFonts w:ascii="Consolas" w:hAnsi="Consolas"/>
+          <w:sz w:val="19"/>
+        </w:rPr>
+        <w:t>"params"</w:t>
+      </w:r>
+      <w:r>
+        <w:t xml:space="preserve"> and scans forward to the first digit or sign, so a Boolean </w:t>
+      </w:r>
+      <w:r>
+        <w:rPr>
+          <w:rFonts w:ascii="Consolas" w:hAnsi="Consolas"/>
+          <w:sz w:val="19"/>
+        </w:rPr>
+        <w:t>true</w:t>
+      </w:r>
+      <w:r>
+        <w:t xml:space="preserve"> parses as </w:t>
+      </w:r>
+      <w:r>
+        <w:rPr>
+          <w:rFonts w:ascii="Consolas" w:hAnsi="Consolas"/>
+          <w:sz w:val="19"/>
+        </w:rPr>
+        <w:t>0</w:t>
+      </w:r>
+      <w:r>
+        <w:t xml:space="preserve"> and the command is </w:t>
+      </w:r>
+      <w:r>
+        <w:rPr>
+          <w:b/>
+        </w:rPr>
+        <w:t>rejected</w:t>
+      </w:r>
+      <w:r>
+        <w:t xml:space="preserve"> by the range check. Set the type to </w:t>
+      </w:r>
+      <w:r>
+        <w:rPr>
+          <w:b/>
+        </w:rPr>
+        <w:t>Integer</w:t>
+      </w:r>
+      <w:r>
+        <w:t xml:space="preserve"> for </w:t>
+      </w:r>
+      <w:r>
+        <w:rPr>
+          <w:rFonts w:ascii="Consolas" w:hAnsi="Consolas"/>
+          <w:sz w:val="19"/>
+        </w:rPr>
+        <w:t>setPublishInterval</w:t>
+      </w:r>
+      <w:r>
+        <w:t xml:space="preserve">. Methods that take no argument can be left as </w:t>
+      </w:r>
+      <w:r>
+        <w:rPr>
+          <w:b/>
+        </w:rPr>
+        <w:t>None</w:t>
+      </w:r>
+      <w:r>
+        <w:t>.</w:t>
       </w:r>
     </w:p>
     <w:p>
@@ -1059,7 +1463,7 @@
         <w:pStyle w:val="Heading3"/>
       </w:pPr>
       <w:r>
-        <w:t>Widget 1 — Update Server Attribute / RPC button: `getStatus`</w:t>
+        <w:t>Widget 1 — `getStatus`</w:t>
       </w:r>
     </w:p>
     <w:tbl>
@@ -1139,102 +1543,6 @@
               <w:rPr>
                 <w:sz w:val="19"/>
               </w:rPr>
-              <w:t>Widget</w:t>
-            </w:r>
-          </w:p>
-        </w:tc>
-        <w:tc>
-          <w:tcPr>
-            <w:tcW w:type="dxa" w:w="4320"/>
-          </w:tcPr>
-          <w:p>
-            <w:pPr>
-              <w:spacing w:after="40"/>
-            </w:pPr>
-            <w:r>
-              <w:rPr>
-                <w:sz w:val="19"/>
-              </w:rPr>
-            </w:r>
-            <w:r>
-              <w:rPr>
-                <w:b/>
-                <w:sz w:val="19"/>
-              </w:rPr>
-              <w:t>RPC button</w:t>
-            </w:r>
-            <w:r>
-              <w:rPr>
-                <w:sz w:val="19"/>
-              </w:rPr>
-              <w:t xml:space="preserve"> (Control widgets bundle)</w:t>
-            </w:r>
-          </w:p>
-        </w:tc>
-      </w:tr>
-      <w:tr>
-        <w:tc>
-          <w:tcPr>
-            <w:tcW w:type="dxa" w:w="4320"/>
-          </w:tcPr>
-          <w:p>
-            <w:pPr>
-              <w:spacing w:after="40"/>
-            </w:pPr>
-            <w:r>
-              <w:rPr>
-                <w:sz w:val="19"/>
-              </w:rPr>
-            </w:r>
-            <w:r>
-              <w:rPr>
-                <w:sz w:val="19"/>
-              </w:rPr>
-              <w:t>Target device</w:t>
-            </w:r>
-          </w:p>
-        </w:tc>
-        <w:tc>
-          <w:tcPr>
-            <w:tcW w:type="dxa" w:w="4320"/>
-          </w:tcPr>
-          <w:p>
-            <w:pPr>
-              <w:spacing w:after="40"/>
-            </w:pPr>
-            <w:r>
-              <w:rPr>
-                <w:sz w:val="19"/>
-              </w:rPr>
-            </w:r>
-            <w:r>
-              <w:rPr>
-                <w:rFonts w:ascii="Consolas" w:hAnsi="Consolas"/>
-                <w:sz w:val="19"/>
-              </w:rPr>
-              <w:t>P1 Gateway</w:t>
-            </w:r>
-          </w:p>
-        </w:tc>
-      </w:tr>
-      <w:tr>
-        <w:tc>
-          <w:tcPr>
-            <w:tcW w:type="dxa" w:w="4320"/>
-          </w:tcPr>
-          <w:p>
-            <w:pPr>
-              <w:spacing w:after="40"/>
-            </w:pPr>
-            <w:r>
-              <w:rPr>
-                <w:sz w:val="19"/>
-              </w:rPr>
-            </w:r>
-            <w:r>
-              <w:rPr>
-                <w:sz w:val="19"/>
-              </w:rPr>
               <w:t>Method</w:t>
             </w:r>
           </w:p>
@@ -1280,7 +1588,7 @@
               <w:rPr>
                 <w:sz w:val="19"/>
               </w:rPr>
-              <w:t>Params</w:t>
+              <w:t>Parameters</w:t>
             </w:r>
           </w:p>
         </w:tc>
@@ -1301,7 +1609,7 @@
               <w:rPr>
                 <w:sz w:val="19"/>
               </w:rPr>
-              <w:t>*(leave empty)*</w:t>
+              <w:t>*None*</w:t>
             </w:r>
           </w:p>
         </w:tc>
@@ -1318,7 +1626,7 @@
         <w:pStyle w:val="Heading3"/>
       </w:pPr>
       <w:r>
-        <w:t>Widget 2 — RPC button: `setPublishInterval`</w:t>
+        <w:t>Widget 2 — `setPublishInterval`</w:t>
       </w:r>
     </w:p>
     <w:p>
@@ -1358,7 +1666,7 @@
                 <w:b/>
                 <w:sz w:val="19"/>
               </w:rPr>
-              <w:t>Button</w:t>
+              <w:t>Button label</w:t>
             </w:r>
           </w:p>
         </w:tc>
@@ -1404,7 +1712,7 @@
                 <w:b/>
                 <w:sz w:val="19"/>
               </w:rPr>
-              <w:t>Params</w:t>
+              <w:t>Parameters (Integer)</w:t>
             </w:r>
           </w:p>
         </w:tc>
@@ -1427,7 +1735,7 @@
               <w:rPr>
                 <w:sz w:val="19"/>
               </w:rPr>
-              <w:t>"Fast (2 s)"</w:t>
+              <w:t>"Fast publish (2 s)"</w:t>
             </w:r>
           </w:p>
         </w:tc>
@@ -1494,7 +1802,7 @@
               <w:rPr>
                 <w:sz w:val="19"/>
               </w:rPr>
-              <w:t>"Normal (10 s)"</w:t>
+              <w:t>"Normal publish (10 s)"</w:t>
             </w:r>
           </w:p>
         </w:tc>
@@ -1585,7 +1893,7 @@
         <w:pStyle w:val="Heading3"/>
       </w:pPr>
       <w:r>
-        <w:t>Widget 3 — RPC button: `resetCounters`</w:t>
+        <w:t>Widget 3 — `resetCounters`</w:t>
       </w:r>
     </w:p>
     <w:tbl>
@@ -1710,7 +2018,7 @@
               <w:rPr>
                 <w:sz w:val="19"/>
               </w:rPr>
-              <w:t>Params</w:t>
+              <w:t>Parameters</w:t>
             </w:r>
           </w:p>
         </w:tc>
@@ -1731,7 +2039,7 @@
               <w:rPr>
                 <w:sz w:val="19"/>
               </w:rPr>
-              <w:t>*(empty)*</w:t>
+              <w:t>*None*</w:t>
             </w:r>
           </w:p>
         </w:tc>
@@ -2205,7 +2513,7 @@
         <w:rPr>
           <w:b/>
         </w:rPr>
-        <w:t>Fast (2 s)</w:t>
+        <w:t>Fast publish (2 s)</w:t>
       </w:r>
       <w:r>
         <w:t xml:space="preserve"> — watch the chart cadence change</w:t>
@@ -2277,7 +2585,7 @@
         <w:rPr>
           <w:b/>
         </w:rPr>
-        <w:t>Normal (10 s)</w:t>
+        <w:t>Normal publish (10 s)</w:t>
       </w:r>
       <w:r>
         <w:t xml:space="preserve"> to restore</w:t>
@@ -2301,131 +2609,501 @@
         <w:t>5. Screenshots to capture for the portfolio</w:t>
       </w:r>
     </w:p>
+    <w:tbl>
+      <w:tblPr>
+        <w:tblStyle w:val="LightGrid-Accent1"/>
+        <w:tblW w:type="auto" w:w="0"/>
+        <w:jc w:val="center"/>
+        <w:tblLook w:firstColumn="1" w:firstRow="1" w:lastColumn="0" w:lastRow="0" w:noHBand="0" w:noVBand="1" w:val="04A0"/>
+      </w:tblPr>
+      <w:tblGrid>
+        <w:gridCol w:w="4320"/>
+        <w:gridCol w:w="4320"/>
+      </w:tblGrid>
+      <w:tr>
+        <w:tc>
+          <w:tcPr>
+            <w:tcW w:type="dxa" w:w="4320"/>
+          </w:tcPr>
+          <w:p>
+            <w:pPr>
+              <w:spacing w:after="40"/>
+            </w:pPr>
+            <w:r>
+              <w:rPr>
+                <w:b/>
+                <w:sz w:val="19"/>
+              </w:rPr>
+            </w:r>
+            <w:r>
+              <w:rPr>
+                <w:b/>
+                <w:sz w:val="19"/>
+              </w:rPr>
+              <w:t>Screenshot</w:t>
+            </w:r>
+          </w:p>
+        </w:tc>
+        <w:tc>
+          <w:tcPr>
+            <w:tcW w:type="dxa" w:w="4320"/>
+          </w:tcPr>
+          <w:p>
+            <w:pPr>
+              <w:spacing w:after="40"/>
+            </w:pPr>
+            <w:r>
+              <w:rPr>
+                <w:b/>
+                <w:sz w:val="19"/>
+              </w:rPr>
+            </w:r>
+            <w:r>
+              <w:rPr>
+                <w:b/>
+                <w:sz w:val="19"/>
+              </w:rPr>
+              <w:t>Status</w:t>
+            </w:r>
+          </w:p>
+        </w:tc>
+      </w:tr>
+      <w:tr>
+        <w:tc>
+          <w:tcPr>
+            <w:tcW w:type="dxa" w:w="4320"/>
+          </w:tcPr>
+          <w:p>
+            <w:pPr>
+              <w:spacing w:after="40"/>
+            </w:pPr>
+            <w:r>
+              <w:rPr>
+                <w:sz w:val="19"/>
+              </w:rPr>
+            </w:r>
+            <w:r>
+              <w:rPr>
+                <w:sz w:val="19"/>
+              </w:rPr>
+              <w:t>Command buttons on the dashboard</w:t>
+            </w:r>
+          </w:p>
+        </w:tc>
+        <w:tc>
+          <w:tcPr>
+            <w:tcW w:type="dxa" w:w="4320"/>
+          </w:tcPr>
+          <w:p>
+            <w:pPr>
+              <w:spacing w:after="40"/>
+            </w:pPr>
+            <w:r>
+              <w:rPr>
+                <w:sz w:val="19"/>
+              </w:rPr>
+            </w:r>
+            <w:r>
+              <w:rPr>
+                <w:sz w:val="19"/>
+              </w:rPr>
+              <w:t xml:space="preserve">✅ </w:t>
+            </w:r>
+            <w:r>
+              <w:rPr>
+                <w:rFonts w:ascii="Consolas" w:hAnsi="Consolas"/>
+                <w:sz w:val="19"/>
+              </w:rPr>
+              <w:t>dashboard_06_full_system_live.jpg</w:t>
+            </w:r>
+          </w:p>
+        </w:tc>
+      </w:tr>
+      <w:tr>
+        <w:tc>
+          <w:tcPr>
+            <w:tcW w:type="dxa" w:w="4320"/>
+          </w:tcPr>
+          <w:p>
+            <w:pPr>
+              <w:spacing w:after="40"/>
+            </w:pPr>
+            <w:r>
+              <w:rPr>
+                <w:sz w:val="19"/>
+              </w:rPr>
+            </w:r>
+            <w:r>
+              <w:rPr>
+                <w:sz w:val="19"/>
+              </w:rPr>
+              <w:t xml:space="preserve">Latest telemetry showing </w:t>
+            </w:r>
+            <w:r>
+              <w:rPr>
+                <w:rFonts w:ascii="Consolas" w:hAnsi="Consolas"/>
+                <w:sz w:val="19"/>
+              </w:rPr>
+              <w:t>rpc_handled</w:t>
+            </w:r>
+            <w:r>
+              <w:rPr>
+                <w:sz w:val="19"/>
+              </w:rPr>
+              <w:t xml:space="preserve"> and the changed </w:t>
+            </w:r>
+            <w:r>
+              <w:rPr>
+                <w:rFonts w:ascii="Consolas" w:hAnsi="Consolas"/>
+                <w:sz w:val="19"/>
+              </w:rPr>
+              <w:t>publish_interval_ms</w:t>
+            </w:r>
+          </w:p>
+        </w:tc>
+        <w:tc>
+          <w:tcPr>
+            <w:tcW w:type="dxa" w:w="4320"/>
+          </w:tcPr>
+          <w:p>
+            <w:pPr>
+              <w:spacing w:after="40"/>
+            </w:pPr>
+            <w:r>
+              <w:rPr>
+                <w:sz w:val="19"/>
+              </w:rPr>
+            </w:r>
+            <w:r>
+              <w:rPr>
+                <w:sz w:val="19"/>
+              </w:rPr>
+              <w:t xml:space="preserve">✅ </w:t>
+            </w:r>
+            <w:r>
+              <w:rPr>
+                <w:rFonts w:ascii="Consolas" w:hAnsi="Consolas"/>
+                <w:sz w:val="19"/>
+              </w:rPr>
+              <w:t>dashboard_05_rpc_publish_interval_2000.jpg</w:t>
+            </w:r>
+          </w:p>
+        </w:tc>
+      </w:tr>
+      <w:tr>
+        <w:tc>
+          <w:tcPr>
+            <w:tcW w:type="dxa" w:w="4320"/>
+          </w:tcPr>
+          <w:p>
+            <w:pPr>
+              <w:spacing w:after="40"/>
+            </w:pPr>
+            <w:r>
+              <w:rPr>
+                <w:sz w:val="19"/>
+              </w:rPr>
+            </w:r>
+            <w:r>
+              <w:rPr>
+                <w:sz w:val="19"/>
+              </w:rPr>
+              <w:t xml:space="preserve">Latest telemetry showing the live </w:t>
+            </w:r>
+            <w:r>
+              <w:rPr>
+                <w:rFonts w:ascii="Consolas" w:hAnsi="Consolas"/>
+                <w:sz w:val="19"/>
+              </w:rPr>
+              <w:t>node1_*</w:t>
+            </w:r>
+            <w:r>
+              <w:rPr>
+                <w:sz w:val="19"/>
+              </w:rPr>
+              <w:t xml:space="preserve"> keys</w:t>
+            </w:r>
+          </w:p>
+        </w:tc>
+        <w:tc>
+          <w:tcPr>
+            <w:tcW w:type="dxa" w:w="4320"/>
+          </w:tcPr>
+          <w:p>
+            <w:pPr>
+              <w:spacing w:after="40"/>
+            </w:pPr>
+            <w:r>
+              <w:rPr>
+                <w:sz w:val="19"/>
+              </w:rPr>
+            </w:r>
+            <w:r>
+              <w:rPr>
+                <w:sz w:val="19"/>
+              </w:rPr>
+              <w:t xml:space="preserve">✅ </w:t>
+            </w:r>
+            <w:r>
+              <w:rPr>
+                <w:rFonts w:ascii="Consolas" w:hAnsi="Consolas"/>
+                <w:sz w:val="19"/>
+              </w:rPr>
+              <w:t>dashboard_07_node1_keys_live.jpg</w:t>
+            </w:r>
+          </w:p>
+        </w:tc>
+      </w:tr>
+      <w:tr>
+        <w:tc>
+          <w:tcPr>
+            <w:tcW w:type="dxa" w:w="4320"/>
+          </w:tcPr>
+          <w:p>
+            <w:pPr>
+              <w:spacing w:after="40"/>
+            </w:pPr>
+            <w:r>
+              <w:rPr>
+                <w:sz w:val="19"/>
+              </w:rPr>
+            </w:r>
+            <w:r>
+              <w:rPr>
+                <w:sz w:val="19"/>
+              </w:rPr>
+              <w:t>Alarm rules configuration page</w:t>
+            </w:r>
+          </w:p>
+        </w:tc>
+        <w:tc>
+          <w:tcPr>
+            <w:tcW w:type="dxa" w:w="4320"/>
+          </w:tcPr>
+          <w:p>
+            <w:pPr>
+              <w:spacing w:after="40"/>
+            </w:pPr>
+            <w:r>
+              <w:rPr>
+                <w:sz w:val="19"/>
+              </w:rPr>
+            </w:r>
+            <w:r>
+              <w:rPr>
+                <w:sz w:val="19"/>
+              </w:rPr>
+              <w:t>Still to capture</w:t>
+            </w:r>
+          </w:p>
+        </w:tc>
+      </w:tr>
+      <w:tr>
+        <w:tc>
+          <w:tcPr>
+            <w:tcW w:type="dxa" w:w="4320"/>
+          </w:tcPr>
+          <w:p>
+            <w:pPr>
+              <w:spacing w:after="40"/>
+            </w:pPr>
+            <w:r>
+              <w:rPr>
+                <w:sz w:val="19"/>
+              </w:rPr>
+            </w:r>
+            <w:r>
+              <w:rPr>
+                <w:sz w:val="19"/>
+              </w:rPr>
+              <w:t xml:space="preserve">Alarm table with </w:t>
+            </w:r>
+            <w:r>
+              <w:rPr>
+                <w:rFonts w:ascii="Consolas" w:hAnsi="Consolas"/>
+                <w:sz w:val="19"/>
+              </w:rPr>
+              <w:t>Node offline</w:t>
+            </w:r>
+            <w:r>
+              <w:rPr>
+                <w:sz w:val="19"/>
+              </w:rPr>
+              <w:t xml:space="preserve"> </w:t>
+            </w:r>
+            <w:r>
+              <w:rPr>
+                <w:b/>
+                <w:sz w:val="19"/>
+              </w:rPr>
+              <w:t>active</w:t>
+            </w:r>
+            <w:r>
+              <w:rPr>
+                <w:sz w:val="19"/>
+              </w:rPr>
+              <w:t xml:space="preserve"> (Board 1 unplugged)</w:t>
+            </w:r>
+          </w:p>
+        </w:tc>
+        <w:tc>
+          <w:tcPr>
+            <w:tcW w:type="dxa" w:w="4320"/>
+          </w:tcPr>
+          <w:p>
+            <w:pPr>
+              <w:spacing w:after="40"/>
+            </w:pPr>
+            <w:r>
+              <w:rPr>
+                <w:sz w:val="19"/>
+              </w:rPr>
+            </w:r>
+            <w:r>
+              <w:rPr>
+                <w:sz w:val="19"/>
+              </w:rPr>
+              <w:t>Still to capture</w:t>
+            </w:r>
+          </w:p>
+        </w:tc>
+      </w:tr>
+      <w:tr>
+        <w:tc>
+          <w:tcPr>
+            <w:tcW w:type="dxa" w:w="4320"/>
+          </w:tcPr>
+          <w:p>
+            <w:pPr>
+              <w:spacing w:after="40"/>
+            </w:pPr>
+            <w:r>
+              <w:rPr>
+                <w:sz w:val="19"/>
+              </w:rPr>
+            </w:r>
+            <w:r>
+              <w:rPr>
+                <w:sz w:val="19"/>
+              </w:rPr>
+              <w:t xml:space="preserve">Same table showing it </w:t>
+            </w:r>
+            <w:r>
+              <w:rPr>
+                <w:b/>
+                <w:sz w:val="19"/>
+              </w:rPr>
+              <w:t>cleared</w:t>
+            </w:r>
+            <w:r>
+              <w:rPr>
+                <w:sz w:val="19"/>
+              </w:rPr>
+              <w:t xml:space="preserve"> (Board 1 restored)</w:t>
+            </w:r>
+          </w:p>
+        </w:tc>
+        <w:tc>
+          <w:tcPr>
+            <w:tcW w:type="dxa" w:w="4320"/>
+          </w:tcPr>
+          <w:p>
+            <w:pPr>
+              <w:spacing w:after="40"/>
+            </w:pPr>
+            <w:r>
+              <w:rPr>
+                <w:sz w:val="19"/>
+              </w:rPr>
+            </w:r>
+            <w:r>
+              <w:rPr>
+                <w:sz w:val="19"/>
+              </w:rPr>
+              <w:t>Still to capture</w:t>
+            </w:r>
+          </w:p>
+        </w:tc>
+      </w:tr>
+      <w:tr>
+        <w:tc>
+          <w:tcPr>
+            <w:tcW w:type="dxa" w:w="4320"/>
+          </w:tcPr>
+          <w:p>
+            <w:pPr>
+              <w:spacing w:after="40"/>
+            </w:pPr>
+            <w:r>
+              <w:rPr>
+                <w:sz w:val="19"/>
+              </w:rPr>
+            </w:r>
+            <w:r>
+              <w:rPr>
+                <w:sz w:val="19"/>
+              </w:rPr>
+              <w:t xml:space="preserve">An RPC response showing a </w:t>
+            </w:r>
+            <w:r>
+              <w:rPr>
+                <w:b/>
+                <w:sz w:val="19"/>
+              </w:rPr>
+              <w:t>rejected</w:t>
+            </w:r>
+            <w:r>
+              <w:rPr>
+                <w:sz w:val="19"/>
+              </w:rPr>
+              <w:t xml:space="preserve"> </w:t>
+            </w:r>
+            <w:r>
+              <w:rPr>
+                <w:rFonts w:ascii="Consolas" w:hAnsi="Consolas"/>
+                <w:sz w:val="19"/>
+              </w:rPr>
+              <w:t>setPublishInterval</w:t>
+            </w:r>
+          </w:p>
+        </w:tc>
+        <w:tc>
+          <w:tcPr>
+            <w:tcW w:type="dxa" w:w="4320"/>
+          </w:tcPr>
+          <w:p>
+            <w:pPr>
+              <w:spacing w:after="40"/>
+            </w:pPr>
+            <w:r>
+              <w:rPr>
+                <w:sz w:val="19"/>
+              </w:rPr>
+            </w:r>
+            <w:r>
+              <w:rPr>
+                <w:sz w:val="19"/>
+              </w:rPr>
+              <w:t>Still to capture</w:t>
+            </w:r>
+          </w:p>
+        </w:tc>
+      </w:tr>
+    </w:tbl>
+    <w:p/>
     <w:p>
-      <w:pPr>
-        <w:pStyle w:val="ListBullet"/>
-      </w:pPr>
       <w:r>
-        <w:t>Alarm rules configuration page</w:t>
-      </w:r>
-    </w:p>
-    <w:p>
-      <w:pPr>
-        <w:pStyle w:val="ListBullet"/>
-      </w:pPr>
-      <w:r>
-        <w:t xml:space="preserve">Alarm table with </w:t>
+        <w:t xml:space="preserve">The three captured ones are already embedded in the report as Figures 9–11. The alarm screenshots depend on the alarm rules being configured first (§1), and the rejection screenshot needs a </w:t>
       </w:r>
       <w:r>
         <w:rPr>
           <w:rFonts w:ascii="Consolas" w:hAnsi="Consolas"/>
           <w:sz w:val="19"/>
         </w:rPr>
-        <w:t>Node offline</w:t>
+        <w:t>1000</w:t>
       </w:r>
       <w:r>
-        <w:t xml:space="preserve"> </w:t>
-      </w:r>
-      <w:r>
-        <w:rPr>
-          <w:b/>
-        </w:rPr>
-        <w:t>active</w:t>
-      </w:r>
-      <w:r>
-        <w:t xml:space="preserve"> (Board 1 unplugged)</w:t>
-      </w:r>
-    </w:p>
-    <w:p>
-      <w:pPr>
-        <w:pStyle w:val="ListBullet"/>
-      </w:pPr>
-      <w:r>
-        <w:t xml:space="preserve">Same table showing it </w:t>
-      </w:r>
-      <w:r>
-        <w:rPr>
-          <w:b/>
-        </w:rPr>
-        <w:t>cleared</w:t>
-      </w:r>
-      <w:r>
-        <w:t xml:space="preserve"> (Board 1 restored)</w:t>
-      </w:r>
-    </w:p>
-    <w:p>
-      <w:pPr>
-        <w:pStyle w:val="ListBullet"/>
-      </w:pPr>
-      <w:r>
-        <w:t>RPC button widgets on the dashboard</w:t>
-      </w:r>
-    </w:p>
-    <w:p>
-      <w:pPr>
-        <w:pStyle w:val="ListBullet"/>
-      </w:pPr>
-      <w:r>
-        <w:t xml:space="preserve">An RPC response showing a </w:t>
-      </w:r>
-      <w:r>
-        <w:rPr>
-          <w:b/>
-        </w:rPr>
-        <w:t>rejected</w:t>
-      </w:r>
-      <w:r>
-        <w:t xml:space="preserve"> </w:t>
-      </w:r>
-      <w:r>
-        <w:rPr>
-          <w:rFonts w:ascii="Consolas" w:hAnsi="Consolas"/>
-          <w:sz w:val="19"/>
-        </w:rPr>
-        <w:t>setPublishInterval</w:t>
-      </w:r>
-    </w:p>
-    <w:p>
-      <w:pPr>
-        <w:pStyle w:val="ListBullet"/>
-      </w:pPr>
-      <w:r>
-        <w:t>Latest telemetry showing the new keys (</w:t>
-      </w:r>
-      <w:r>
-        <w:rPr>
-          <w:rFonts w:ascii="Consolas" w:hAnsi="Consolas"/>
-          <w:sz w:val="19"/>
-        </w:rPr>
-        <w:t>buffered_now</w:t>
-      </w:r>
-      <w:r>
-        <w:t xml:space="preserve">, </w:t>
-      </w:r>
-      <w:r>
-        <w:rPr>
-          <w:rFonts w:ascii="Consolas" w:hAnsi="Consolas"/>
-          <w:sz w:val="19"/>
-        </w:rPr>
-        <w:t>rpc_handled</w:t>
-      </w:r>
-      <w:r>
-        <w:t xml:space="preserve">, </w:t>
-      </w:r>
-      <w:r>
-        <w:rPr>
-          <w:rFonts w:ascii="Consolas" w:hAnsi="Consolas"/>
-          <w:sz w:val="19"/>
-        </w:rPr>
-        <w:t>publish_interval_ms</w:t>
-      </w:r>
-      <w:r>
-        <w:t>)</w:t>
-      </w:r>
-    </w:p>
-    <w:p>
-      <w:r>
-        <w:t>Six screenshots, and they evidence the Cloud domain far better than the telemetry charts alone.</w:t>
+        <w:t xml:space="preserve"> sent from a fourth button or the REST API.</w:t>
       </w:r>
     </w:p>
     <w:sectPr>
